--- a/courses/downloads/unit1_class1_notebook_template.docx
+++ b/courses/downloads/unit1_class1_notebook_template.docx
@@ -77,7 +77,7 @@
                 <w:sz w:val="22"/>
                 <w:szCs w:val="22"/>
               </w:rPr>
-              <w:t xml:space="preserve">What is Engineering? Intentional Design  ·  Lesson Entry Template</w:t>
+              <w:t xml:space="preserve">What is Engineering? Purposeful Design  ·  Lesson Entry Template</w:t>
             </w:r>
           </w:p>
         </w:tc>
@@ -417,6 +417,862 @@
         </w:tc>
       </w:tr>
     </w:tbl>
+    <w:tbl>
+      <w:tblPr>
+        <w:tblW w:type="dxa" w:w="9360"/>
+        <w:tblBorders>
+          <w:top w:val="single" w:color="auto" w:sz="4"/>
+          <w:left w:val="single" w:color="auto" w:sz="4"/>
+          <w:bottom w:val="single" w:color="auto" w:sz="4"/>
+          <w:right w:val="single" w:color="auto" w:sz="4"/>
+          <w:insideH w:val="single" w:color="auto" w:sz="4"/>
+          <w:insideV w:val="single" w:color="auto" w:sz="4"/>
+        </w:tblBorders>
+      </w:tblPr>
+      <w:tblGrid>
+        <w:gridCol w:w="9360"/>
+      </w:tblGrid>
+      <w:tr>
+        <w:tc>
+          <w:tcPr>
+            <w:tcBorders>
+              <w:top w:val="single" w:color="7d4e00" w:sz="6"/>
+              <w:left w:val="single" w:color="7d4e00" w:sz="6"/>
+              <w:bottom w:val="single" w:color="7d4e00" w:sz="6"/>
+              <w:right w:val="single" w:color="7d4e00" w:sz="6"/>
+            </w:tcBorders>
+            <w:shd w:fill="7d4e00" w:val="clear"/>
+            <w:tcMar>
+              <w:top w:type="dxa" w:w="100"/>
+              <w:left w:type="dxa" w:w="180"/>
+              <w:bottom w:type="dxa" w:w="100"/>
+              <w:right w:type="dxa" w:w="180"/>
+            </w:tcMar>
+          </w:tcPr>
+          <w:p>
+            <w:pPr>
+              <w:spacing w:after="0" w:before="0"/>
+            </w:pPr>
+            <w:r>
+              <w:rPr>
+                <w:rFonts w:ascii="Arial" w:cs="Arial" w:eastAsia="Arial" w:hAnsi="Arial"/>
+                <w:b/>
+                <w:bCs/>
+                <w:color w:val="FFFFFF"/>
+                <w:sz w:val="22"/>
+                <w:szCs w:val="22"/>
+              </w:rPr>
+              <w:t xml:space="preserve">Section V  ·  Vocabulary — Look Up &amp; Define Before You Begin</w:t>
+            </w:r>
+          </w:p>
+        </w:tc>
+      </w:tr>
+    </w:tbl>
+    <w:p>
+      <w:pPr>
+        <w:spacing w:after="0" w:before="80"/>
+      </w:pPr>
+      <w:r>
+        <w:t xml:space="preserve"> </w:t>
+      </w:r>
+    </w:p>
+    <w:tbl>
+      <w:tblPr>
+        <w:tblW w:type="dxa" w:w="9360"/>
+        <w:tblBorders>
+          <w:top w:val="single" w:color="auto" w:sz="4"/>
+          <w:left w:val="single" w:color="auto" w:sz="4"/>
+          <w:bottom w:val="single" w:color="auto" w:sz="4"/>
+          <w:right w:val="single" w:color="auto" w:sz="4"/>
+          <w:insideH w:val="single" w:color="auto" w:sz="4"/>
+          <w:insideV w:val="single" w:color="auto" w:sz="4"/>
+        </w:tblBorders>
+      </w:tblPr>
+      <w:tblGrid>
+        <w:gridCol w:w="9360"/>
+      </w:tblGrid>
+      <w:tr>
+        <w:tc>
+          <w:tcPr>
+            <w:tcBorders>
+              <w:top w:val="none" w:color="FFFFFF" w:sz="0"/>
+              <w:left w:val="single" w:color="c8860a" w:sz="12"/>
+              <w:bottom w:val="none" w:color="FFFFFF" w:sz="0"/>
+              <w:right w:val="none" w:color="FFFFFF" w:sz="0"/>
+            </w:tcBorders>
+            <w:shd w:fill="fdf3e3" w:val="clear"/>
+            <w:tcMar>
+              <w:top w:type="dxa" w:w="100"/>
+              <w:left w:type="dxa" w:w="160"/>
+              <w:bottom w:type="dxa" w:w="100"/>
+              <w:right w:type="dxa" w:w="160"/>
+            </w:tcMar>
+          </w:tcPr>
+          <w:p>
+            <w:pPr>
+              <w:spacing w:after="0" w:before="0"/>
+            </w:pPr>
+            <w:r>
+              <w:rPr>
+                <w:rFonts w:ascii="Arial" w:cs="Arial" w:eastAsia="Arial" w:hAnsi="Arial"/>
+                <w:color w:val="3a2a00"/>
+                <w:sz w:val="20"/>
+                <w:szCs w:val="20"/>
+              </w:rPr>
+              <w:t xml:space="preserve">Before working through the rest of this notebook entry, look up each term below in the Unit 1 Vocabulary reference. Write a definition in your own words — do not copy the definition from the vocabulary page. Then, as you work through the lesson, come back and fill in an example from something you actually did or observed today.</w:t>
+            </w:r>
+          </w:p>
+        </w:tc>
+      </w:tr>
+    </w:tbl>
+    <w:p>
+      <w:pPr>
+        <w:spacing w:after="0" w:before="80"/>
+      </w:pPr>
+      <w:r>
+        <w:t xml:space="preserve"> </w:t>
+      </w:r>
+    </w:p>
+    <w:tbl>
+      <w:tblPr>
+        <w:tblW w:type="dxa" w:w="9360"/>
+        <w:tblBorders>
+          <w:top w:val="single" w:color="auto" w:sz="4"/>
+          <w:left w:val="single" w:color="auto" w:sz="4"/>
+          <w:bottom w:val="single" w:color="auto" w:sz="4"/>
+          <w:right w:val="single" w:color="auto" w:sz="4"/>
+          <w:insideH w:val="single" w:color="auto" w:sz="4"/>
+          <w:insideV w:val="single" w:color="auto" w:sz="4"/>
+        </w:tblBorders>
+      </w:tblPr>
+      <w:tblGrid>
+        <w:gridCol w:w="3240"/>
+        <w:gridCol w:w="3060"/>
+        <w:gridCol w:w="3060"/>
+      </w:tblGrid>
+      <w:tr>
+        <w:tc>
+          <w:tcPr>
+            <w:tcW w:type="dxa" w:w="3240"/>
+            <w:tcBorders>
+              <w:top w:val="single" w:color="d0d0cc" w:sz="1"/>
+              <w:left w:val="single" w:color="d0d0cc" w:sz="1"/>
+              <w:bottom w:val="single" w:color="d0d0cc" w:sz="1"/>
+              <w:right w:val="single" w:color="d0d0cc" w:sz="1"/>
+            </w:tcBorders>
+            <w:shd w:fill="1a4f82" w:val="clear"/>
+            <w:tcMar>
+              <w:top w:type="dxa" w:w="70"/>
+              <w:left w:type="dxa" w:w="120"/>
+              <w:bottom w:type="dxa" w:w="70"/>
+              <w:right w:type="dxa" w:w="120"/>
+            </w:tcMar>
+          </w:tcPr>
+          <w:p>
+            <w:pPr>
+              <w:spacing w:after="0" w:before="0"/>
+            </w:pPr>
+            <w:r>
+              <w:rPr>
+                <w:rFonts w:ascii="Arial" w:cs="Arial" w:eastAsia="Arial" w:hAnsi="Arial"/>
+                <w:b/>
+                <w:bCs/>
+                <w:color w:val="FFFFFF"/>
+                <w:sz w:val="18"/>
+                <w:szCs w:val="18"/>
+              </w:rPr>
+              <w:t xml:space="preserve">Term</w:t>
+            </w:r>
+          </w:p>
+        </w:tc>
+        <w:tc>
+          <w:tcPr>
+            <w:tcW w:type="dxa" w:w="3060"/>
+            <w:tcBorders>
+              <w:top w:val="single" w:color="d0d0cc" w:sz="1"/>
+              <w:left w:val="single" w:color="d0d0cc" w:sz="1"/>
+              <w:bottom w:val="single" w:color="d0d0cc" w:sz="1"/>
+              <w:right w:val="single" w:color="d0d0cc" w:sz="1"/>
+            </w:tcBorders>
+            <w:shd w:fill="1a4f82" w:val="clear"/>
+            <w:tcMar>
+              <w:top w:type="dxa" w:w="70"/>
+              <w:left w:type="dxa" w:w="120"/>
+              <w:bottom w:type="dxa" w:w="70"/>
+              <w:right w:type="dxa" w:w="120"/>
+            </w:tcMar>
+          </w:tcPr>
+          <w:p>
+            <w:pPr>
+              <w:spacing w:after="0" w:before="0"/>
+            </w:pPr>
+            <w:r>
+              <w:rPr>
+                <w:rFonts w:ascii="Arial" w:cs="Arial" w:eastAsia="Arial" w:hAnsi="Arial"/>
+                <w:b/>
+                <w:bCs/>
+                <w:color w:val="FFFFFF"/>
+                <w:sz w:val="18"/>
+                <w:szCs w:val="18"/>
+              </w:rPr>
+              <w:t xml:space="preserve">My definition — in my own words</w:t>
+            </w:r>
+          </w:p>
+        </w:tc>
+        <w:tc>
+          <w:tcPr>
+            <w:tcW w:type="dxa" w:w="3060"/>
+            <w:tcBorders>
+              <w:top w:val="single" w:color="d0d0cc" w:sz="1"/>
+              <w:left w:val="single" w:color="d0d0cc" w:sz="1"/>
+              <w:bottom w:val="single" w:color="d0d0cc" w:sz="1"/>
+              <w:right w:val="single" w:color="d0d0cc" w:sz="1"/>
+            </w:tcBorders>
+            <w:shd w:fill="1a4f82" w:val="clear"/>
+            <w:tcMar>
+              <w:top w:type="dxa" w:w="70"/>
+              <w:left w:type="dxa" w:w="120"/>
+              <w:bottom w:type="dxa" w:w="70"/>
+              <w:right w:type="dxa" w:w="120"/>
+            </w:tcMar>
+          </w:tcPr>
+          <w:p>
+            <w:pPr>
+              <w:spacing w:after="0" w:before="0"/>
+            </w:pPr>
+            <w:r>
+              <w:rPr>
+                <w:rFonts w:ascii="Arial" w:cs="Arial" w:eastAsia="Arial" w:hAnsi="Arial"/>
+                <w:b/>
+                <w:bCs/>
+                <w:color w:val="FFFFFF"/>
+                <w:sz w:val="18"/>
+                <w:szCs w:val="18"/>
+              </w:rPr>
+              <w:t xml:space="preserve">My example from today’s class</w:t>
+            </w:r>
+          </w:p>
+        </w:tc>
+      </w:tr>
+      <w:tr>
+        <w:trPr>
+          <w:trHeight w:val="900" w:hRule="atLeast"/>
+        </w:trPr>
+        <w:tc>
+          <w:tcPr>
+            <w:tcW w:type="dxa" w:w="3240"/>
+            <w:tcBorders>
+              <w:top w:val="single" w:color="d0d0cc" w:sz="1"/>
+              <w:left w:val="single" w:color="d0d0cc" w:sz="1"/>
+              <w:bottom w:val="single" w:color="d0d0cc" w:sz="1"/>
+              <w:right w:val="single" w:color="d0d0cc" w:sz="1"/>
+            </w:tcBorders>
+            <w:shd w:fill="f5f5f3" w:val="clear"/>
+            <w:tcMar>
+              <w:top w:type="dxa" w:w="80"/>
+              <w:left w:type="dxa" w:w="120"/>
+              <w:bottom w:type="dxa" w:w="80"/>
+              <w:right w:type="dxa" w:w="120"/>
+            </w:tcMar>
+          </w:tcPr>
+          <w:p>
+            <w:pPr>
+              <w:spacing w:after="30" w:before="0"/>
+            </w:pPr>
+            <w:r>
+              <w:rPr>
+                <w:rFonts w:ascii="Arial" w:cs="Arial" w:eastAsia="Arial" w:hAnsi="Arial"/>
+                <w:b/>
+                <w:bCs/>
+                <w:sz w:val="20"/>
+                <w:szCs w:val="20"/>
+              </w:rPr>
+              <w:t xml:space="preserve">Purposeful design</w:t>
+            </w:r>
+          </w:p>
+          <w:p>
+            <w:pPr>
+              <w:spacing w:after="0" w:before="0"/>
+            </w:pPr>
+            <w:r>
+              <w:rPr>
+                <w:rFonts w:ascii="Arial" w:cs="Arial" w:eastAsia="Arial" w:hAnsi="Arial"/>
+                <w:i/>
+                <w:iCs/>
+                <w:color w:val="888888"/>
+                <w:sz w:val="16"/>
+                <w:szCs w:val="16"/>
+              </w:rPr>
+              <w:t xml:space="preserve">Look up in the Unit 1 Vocabulary page — Design Thinking</w:t>
+            </w:r>
+          </w:p>
+        </w:tc>
+        <w:tc>
+          <w:tcPr>
+            <w:tcW w:type="dxa" w:w="3060"/>
+            <w:tcBorders>
+              <w:top w:val="single" w:color="d0d0cc" w:sz="1"/>
+              <w:left w:val="single" w:color="d0d0cc" w:sz="1"/>
+              <w:bottom w:val="single" w:color="d0d0cc" w:sz="1"/>
+              <w:right w:val="single" w:color="d0d0cc" w:sz="1"/>
+            </w:tcBorders>
+            <w:shd w:fill="FFFFFF" w:val="clear"/>
+            <w:tcMar>
+              <w:top w:type="dxa" w:w="80"/>
+              <w:left w:type="dxa" w:w="120"/>
+              <w:bottom w:type="dxa" w:w="80"/>
+              <w:right w:type="dxa" w:w="120"/>
+            </w:tcMar>
+          </w:tcPr>
+          <w:p>
+            <w:pPr>
+              <w:spacing w:after="0" w:before="0"/>
+            </w:pPr>
+            <w:r>
+              <w:rPr>
+                <w:rFonts w:ascii="Arial" w:cs="Arial" w:eastAsia="Arial" w:hAnsi="Arial"/>
+                <w:i/>
+                <w:iCs/>
+                <w:color w:val="cccccc"/>
+                <w:sz w:val="19"/>
+                <w:szCs w:val="19"/>
+              </w:rPr>
+              <w:t xml:space="preserve">Write your definition here...</w:t>
+            </w:r>
+          </w:p>
+        </w:tc>
+        <w:tc>
+          <w:tcPr>
+            <w:tcW w:type="dxa" w:w="3060"/>
+            <w:tcBorders>
+              <w:top w:val="single" w:color="d0d0cc" w:sz="1"/>
+              <w:left w:val="single" w:color="d0d0cc" w:sz="1"/>
+              <w:bottom w:val="single" w:color="d0d0cc" w:sz="1"/>
+              <w:right w:val="single" w:color="d0d0cc" w:sz="1"/>
+            </w:tcBorders>
+            <w:shd w:fill="e8f0f9" w:val="clear"/>
+            <w:tcMar>
+              <w:top w:type="dxa" w:w="80"/>
+              <w:left w:type="dxa" w:w="120"/>
+              <w:bottom w:type="dxa" w:w="80"/>
+              <w:right w:type="dxa" w:w="120"/>
+            </w:tcMar>
+          </w:tcPr>
+          <w:p>
+            <w:pPr>
+              <w:spacing w:after="0" w:before="0"/>
+            </w:pPr>
+            <w:r>
+              <w:rPr>
+                <w:rFonts w:ascii="Arial" w:cs="Arial" w:eastAsia="Arial" w:hAnsi="Arial"/>
+                <w:i/>
+                <w:iCs/>
+                <w:color w:val="cccccc"/>
+                <w:sz w:val="19"/>
+                <w:szCs w:val="19"/>
+              </w:rPr>
+              <w:t xml:space="preserve">Write an example here...</w:t>
+            </w:r>
+          </w:p>
+        </w:tc>
+      </w:tr>
+      <w:tr>
+        <w:trPr>
+          <w:trHeight w:val="900" w:hRule="atLeast"/>
+        </w:trPr>
+        <w:tc>
+          <w:tcPr>
+            <w:tcW w:type="dxa" w:w="3240"/>
+            <w:tcBorders>
+              <w:top w:val="single" w:color="d0d0cc" w:sz="1"/>
+              <w:left w:val="single" w:color="d0d0cc" w:sz="1"/>
+              <w:bottom w:val="single" w:color="d0d0cc" w:sz="1"/>
+              <w:right w:val="single" w:color="d0d0cc" w:sz="1"/>
+            </w:tcBorders>
+            <w:shd w:fill="FFFFFF" w:val="clear"/>
+            <w:tcMar>
+              <w:top w:type="dxa" w:w="80"/>
+              <w:left w:type="dxa" w:w="120"/>
+              <w:bottom w:type="dxa" w:w="80"/>
+              <w:right w:type="dxa" w:w="120"/>
+            </w:tcMar>
+          </w:tcPr>
+          <w:p>
+            <w:pPr>
+              <w:spacing w:after="30" w:before="0"/>
+            </w:pPr>
+            <w:r>
+              <w:rPr>
+                <w:rFonts w:ascii="Arial" w:cs="Arial" w:eastAsia="Arial" w:hAnsi="Arial"/>
+                <w:b/>
+                <w:bCs/>
+                <w:sz w:val="20"/>
+                <w:szCs w:val="20"/>
+              </w:rPr>
+              <w:t xml:space="preserve">Constraint</w:t>
+            </w:r>
+          </w:p>
+          <w:p>
+            <w:pPr>
+              <w:spacing w:after="0" w:before="0"/>
+            </w:pPr>
+            <w:r>
+              <w:rPr>
+                <w:rFonts w:ascii="Arial" w:cs="Arial" w:eastAsia="Arial" w:hAnsi="Arial"/>
+                <w:i/>
+                <w:iCs/>
+                <w:color w:val="888888"/>
+                <w:sz w:val="16"/>
+                <w:szCs w:val="16"/>
+              </w:rPr>
+              <w:t xml:space="preserve">Look up in the Unit 1 Vocabulary page — Design Thinking</w:t>
+            </w:r>
+          </w:p>
+        </w:tc>
+        <w:tc>
+          <w:tcPr>
+            <w:tcW w:type="dxa" w:w="3060"/>
+            <w:tcBorders>
+              <w:top w:val="single" w:color="d0d0cc" w:sz="1"/>
+              <w:left w:val="single" w:color="d0d0cc" w:sz="1"/>
+              <w:bottom w:val="single" w:color="d0d0cc" w:sz="1"/>
+              <w:right w:val="single" w:color="d0d0cc" w:sz="1"/>
+            </w:tcBorders>
+            <w:shd w:fill="FFFFFF" w:val="clear"/>
+            <w:tcMar>
+              <w:top w:type="dxa" w:w="80"/>
+              <w:left w:type="dxa" w:w="120"/>
+              <w:bottom w:type="dxa" w:w="80"/>
+              <w:right w:type="dxa" w:w="120"/>
+            </w:tcMar>
+          </w:tcPr>
+          <w:p>
+            <w:pPr>
+              <w:spacing w:after="0" w:before="0"/>
+            </w:pPr>
+            <w:r>
+              <w:rPr>
+                <w:rFonts w:ascii="Arial" w:cs="Arial" w:eastAsia="Arial" w:hAnsi="Arial"/>
+                <w:i/>
+                <w:iCs/>
+                <w:color w:val="cccccc"/>
+                <w:sz w:val="19"/>
+                <w:szCs w:val="19"/>
+              </w:rPr>
+              <w:t xml:space="preserve">Write your definition here...</w:t>
+            </w:r>
+          </w:p>
+        </w:tc>
+        <w:tc>
+          <w:tcPr>
+            <w:tcW w:type="dxa" w:w="3060"/>
+            <w:tcBorders>
+              <w:top w:val="single" w:color="d0d0cc" w:sz="1"/>
+              <w:left w:val="single" w:color="d0d0cc" w:sz="1"/>
+              <w:bottom w:val="single" w:color="d0d0cc" w:sz="1"/>
+              <w:right w:val="single" w:color="d0d0cc" w:sz="1"/>
+            </w:tcBorders>
+            <w:shd w:fill="e8f0f9" w:val="clear"/>
+            <w:tcMar>
+              <w:top w:type="dxa" w:w="80"/>
+              <w:left w:type="dxa" w:w="120"/>
+              <w:bottom w:type="dxa" w:w="80"/>
+              <w:right w:type="dxa" w:w="120"/>
+            </w:tcMar>
+          </w:tcPr>
+          <w:p>
+            <w:pPr>
+              <w:spacing w:after="0" w:before="0"/>
+            </w:pPr>
+            <w:r>
+              <w:rPr>
+                <w:rFonts w:ascii="Arial" w:cs="Arial" w:eastAsia="Arial" w:hAnsi="Arial"/>
+                <w:i/>
+                <w:iCs/>
+                <w:color w:val="cccccc"/>
+                <w:sz w:val="19"/>
+                <w:szCs w:val="19"/>
+              </w:rPr>
+              <w:t xml:space="preserve">Write an example here...</w:t>
+            </w:r>
+          </w:p>
+        </w:tc>
+      </w:tr>
+      <w:tr>
+        <w:trPr>
+          <w:trHeight w:val="900" w:hRule="atLeast"/>
+        </w:trPr>
+        <w:tc>
+          <w:tcPr>
+            <w:tcW w:type="dxa" w:w="3240"/>
+            <w:tcBorders>
+              <w:top w:val="single" w:color="d0d0cc" w:sz="1"/>
+              <w:left w:val="single" w:color="d0d0cc" w:sz="1"/>
+              <w:bottom w:val="single" w:color="d0d0cc" w:sz="1"/>
+              <w:right w:val="single" w:color="d0d0cc" w:sz="1"/>
+            </w:tcBorders>
+            <w:shd w:fill="f5f5f3" w:val="clear"/>
+            <w:tcMar>
+              <w:top w:type="dxa" w:w="80"/>
+              <w:left w:type="dxa" w:w="120"/>
+              <w:bottom w:type="dxa" w:w="80"/>
+              <w:right w:type="dxa" w:w="120"/>
+            </w:tcMar>
+          </w:tcPr>
+          <w:p>
+            <w:pPr>
+              <w:spacing w:after="30" w:before="0"/>
+            </w:pPr>
+            <w:r>
+              <w:rPr>
+                <w:rFonts w:ascii="Arial" w:cs="Arial" w:eastAsia="Arial" w:hAnsi="Arial"/>
+                <w:b/>
+                <w:bCs/>
+                <w:sz w:val="20"/>
+                <w:szCs w:val="20"/>
+              </w:rPr>
+              <w:t xml:space="preserve">Trade-off</w:t>
+            </w:r>
+          </w:p>
+          <w:p>
+            <w:pPr>
+              <w:spacing w:after="0" w:before="0"/>
+            </w:pPr>
+            <w:r>
+              <w:rPr>
+                <w:rFonts w:ascii="Arial" w:cs="Arial" w:eastAsia="Arial" w:hAnsi="Arial"/>
+                <w:i/>
+                <w:iCs/>
+                <w:color w:val="888888"/>
+                <w:sz w:val="16"/>
+                <w:szCs w:val="16"/>
+              </w:rPr>
+              <w:t xml:space="preserve">Look up in the Unit 1 Vocabulary page — Design Thinking</w:t>
+            </w:r>
+          </w:p>
+        </w:tc>
+        <w:tc>
+          <w:tcPr>
+            <w:tcW w:type="dxa" w:w="3060"/>
+            <w:tcBorders>
+              <w:top w:val="single" w:color="d0d0cc" w:sz="1"/>
+              <w:left w:val="single" w:color="d0d0cc" w:sz="1"/>
+              <w:bottom w:val="single" w:color="d0d0cc" w:sz="1"/>
+              <w:right w:val="single" w:color="d0d0cc" w:sz="1"/>
+            </w:tcBorders>
+            <w:shd w:fill="FFFFFF" w:val="clear"/>
+            <w:tcMar>
+              <w:top w:type="dxa" w:w="80"/>
+              <w:left w:type="dxa" w:w="120"/>
+              <w:bottom w:type="dxa" w:w="80"/>
+              <w:right w:type="dxa" w:w="120"/>
+            </w:tcMar>
+          </w:tcPr>
+          <w:p>
+            <w:pPr>
+              <w:spacing w:after="0" w:before="0"/>
+            </w:pPr>
+            <w:r>
+              <w:rPr>
+                <w:rFonts w:ascii="Arial" w:cs="Arial" w:eastAsia="Arial" w:hAnsi="Arial"/>
+                <w:i/>
+                <w:iCs/>
+                <w:color w:val="cccccc"/>
+                <w:sz w:val="19"/>
+                <w:szCs w:val="19"/>
+              </w:rPr>
+              <w:t xml:space="preserve">Write your definition here...</w:t>
+            </w:r>
+          </w:p>
+        </w:tc>
+        <w:tc>
+          <w:tcPr>
+            <w:tcW w:type="dxa" w:w="3060"/>
+            <w:tcBorders>
+              <w:top w:val="single" w:color="d0d0cc" w:sz="1"/>
+              <w:left w:val="single" w:color="d0d0cc" w:sz="1"/>
+              <w:bottom w:val="single" w:color="d0d0cc" w:sz="1"/>
+              <w:right w:val="single" w:color="d0d0cc" w:sz="1"/>
+            </w:tcBorders>
+            <w:shd w:fill="e8f0f9" w:val="clear"/>
+            <w:tcMar>
+              <w:top w:type="dxa" w:w="80"/>
+              <w:left w:type="dxa" w:w="120"/>
+              <w:bottom w:type="dxa" w:w="80"/>
+              <w:right w:type="dxa" w:w="120"/>
+            </w:tcMar>
+          </w:tcPr>
+          <w:p>
+            <w:pPr>
+              <w:spacing w:after="0" w:before="0"/>
+            </w:pPr>
+            <w:r>
+              <w:rPr>
+                <w:rFonts w:ascii="Arial" w:cs="Arial" w:eastAsia="Arial" w:hAnsi="Arial"/>
+                <w:i/>
+                <w:iCs/>
+                <w:color w:val="cccccc"/>
+                <w:sz w:val="19"/>
+                <w:szCs w:val="19"/>
+              </w:rPr>
+              <w:t xml:space="preserve">Write an example here...</w:t>
+            </w:r>
+          </w:p>
+        </w:tc>
+      </w:tr>
+      <w:tr>
+        <w:trPr>
+          <w:trHeight w:val="900" w:hRule="atLeast"/>
+        </w:trPr>
+        <w:tc>
+          <w:tcPr>
+            <w:tcW w:type="dxa" w:w="3240"/>
+            <w:tcBorders>
+              <w:top w:val="single" w:color="d0d0cc" w:sz="1"/>
+              <w:left w:val="single" w:color="d0d0cc" w:sz="1"/>
+              <w:bottom w:val="single" w:color="d0d0cc" w:sz="1"/>
+              <w:right w:val="single" w:color="d0d0cc" w:sz="1"/>
+            </w:tcBorders>
+            <w:shd w:fill="FFFFFF" w:val="clear"/>
+            <w:tcMar>
+              <w:top w:type="dxa" w:w="80"/>
+              <w:left w:type="dxa" w:w="120"/>
+              <w:bottom w:type="dxa" w:w="80"/>
+              <w:right w:type="dxa" w:w="120"/>
+            </w:tcMar>
+          </w:tcPr>
+          <w:p>
+            <w:pPr>
+              <w:spacing w:after="30" w:before="0"/>
+            </w:pPr>
+            <w:r>
+              <w:rPr>
+                <w:rFonts w:ascii="Arial" w:cs="Arial" w:eastAsia="Arial" w:hAnsi="Arial"/>
+                <w:b/>
+                <w:bCs/>
+                <w:sz w:val="20"/>
+                <w:szCs w:val="20"/>
+              </w:rPr>
+              <w:t xml:space="preserve">Center of gravity</w:t>
+            </w:r>
+          </w:p>
+          <w:p>
+            <w:pPr>
+              <w:spacing w:after="0" w:before="0"/>
+            </w:pPr>
+            <w:r>
+              <w:rPr>
+                <w:rFonts w:ascii="Arial" w:cs="Arial" w:eastAsia="Arial" w:hAnsi="Arial"/>
+                <w:i/>
+                <w:iCs/>
+                <w:color w:val="888888"/>
+                <w:sz w:val="16"/>
+                <w:szCs w:val="16"/>
+              </w:rPr>
+              <w:t xml:space="preserve">Look up in the Unit 1 Vocabulary page — Structures &amp; Forces</w:t>
+            </w:r>
+          </w:p>
+        </w:tc>
+        <w:tc>
+          <w:tcPr>
+            <w:tcW w:type="dxa" w:w="3060"/>
+            <w:tcBorders>
+              <w:top w:val="single" w:color="d0d0cc" w:sz="1"/>
+              <w:left w:val="single" w:color="d0d0cc" w:sz="1"/>
+              <w:bottom w:val="single" w:color="d0d0cc" w:sz="1"/>
+              <w:right w:val="single" w:color="d0d0cc" w:sz="1"/>
+            </w:tcBorders>
+            <w:shd w:fill="FFFFFF" w:val="clear"/>
+            <w:tcMar>
+              <w:top w:type="dxa" w:w="80"/>
+              <w:left w:type="dxa" w:w="120"/>
+              <w:bottom w:type="dxa" w:w="80"/>
+              <w:right w:type="dxa" w:w="120"/>
+            </w:tcMar>
+          </w:tcPr>
+          <w:p>
+            <w:pPr>
+              <w:spacing w:after="0" w:before="0"/>
+            </w:pPr>
+            <w:r>
+              <w:rPr>
+                <w:rFonts w:ascii="Arial" w:cs="Arial" w:eastAsia="Arial" w:hAnsi="Arial"/>
+                <w:i/>
+                <w:iCs/>
+                <w:color w:val="cccccc"/>
+                <w:sz w:val="19"/>
+                <w:szCs w:val="19"/>
+              </w:rPr>
+              <w:t xml:space="preserve">Write your definition here...</w:t>
+            </w:r>
+          </w:p>
+        </w:tc>
+        <w:tc>
+          <w:tcPr>
+            <w:tcW w:type="dxa" w:w="3060"/>
+            <w:tcBorders>
+              <w:top w:val="single" w:color="d0d0cc" w:sz="1"/>
+              <w:left w:val="single" w:color="d0d0cc" w:sz="1"/>
+              <w:bottom w:val="single" w:color="d0d0cc" w:sz="1"/>
+              <w:right w:val="single" w:color="d0d0cc" w:sz="1"/>
+            </w:tcBorders>
+            <w:shd w:fill="e8f0f9" w:val="clear"/>
+            <w:tcMar>
+              <w:top w:type="dxa" w:w="80"/>
+              <w:left w:type="dxa" w:w="120"/>
+              <w:bottom w:type="dxa" w:w="80"/>
+              <w:right w:type="dxa" w:w="120"/>
+            </w:tcMar>
+          </w:tcPr>
+          <w:p>
+            <w:pPr>
+              <w:spacing w:after="0" w:before="0"/>
+            </w:pPr>
+            <w:r>
+              <w:rPr>
+                <w:rFonts w:ascii="Arial" w:cs="Arial" w:eastAsia="Arial" w:hAnsi="Arial"/>
+                <w:i/>
+                <w:iCs/>
+                <w:color w:val="cccccc"/>
+                <w:sz w:val="19"/>
+                <w:szCs w:val="19"/>
+              </w:rPr>
+              <w:t xml:space="preserve">Write an example here...</w:t>
+            </w:r>
+          </w:p>
+        </w:tc>
+      </w:tr>
+      <w:tr>
+        <w:trPr>
+          <w:trHeight w:val="900" w:hRule="atLeast"/>
+        </w:trPr>
+        <w:tc>
+          <w:tcPr>
+            <w:tcW w:type="dxa" w:w="3240"/>
+            <w:tcBorders>
+              <w:top w:val="single" w:color="d0d0cc" w:sz="1"/>
+              <w:left w:val="single" w:color="d0d0cc" w:sz="1"/>
+              <w:bottom w:val="single" w:color="d0d0cc" w:sz="1"/>
+              <w:right w:val="single" w:color="d0d0cc" w:sz="1"/>
+            </w:tcBorders>
+            <w:shd w:fill="f5f5f3" w:val="clear"/>
+            <w:tcMar>
+              <w:top w:type="dxa" w:w="80"/>
+              <w:left w:type="dxa" w:w="120"/>
+              <w:bottom w:type="dxa" w:w="80"/>
+              <w:right w:type="dxa" w:w="120"/>
+            </w:tcMar>
+          </w:tcPr>
+          <w:p>
+            <w:pPr>
+              <w:spacing w:after="30" w:before="0"/>
+            </w:pPr>
+            <w:r>
+              <w:rPr>
+                <w:rFonts w:ascii="Arial" w:cs="Arial" w:eastAsia="Arial" w:hAnsi="Arial"/>
+                <w:b/>
+                <w:bCs/>
+                <w:sz w:val="20"/>
+                <w:szCs w:val="20"/>
+              </w:rPr>
+              <w:t xml:space="preserve">Stability</w:t>
+            </w:r>
+          </w:p>
+          <w:p>
+            <w:pPr>
+              <w:spacing w:after="0" w:before="0"/>
+            </w:pPr>
+            <w:r>
+              <w:rPr>
+                <w:rFonts w:ascii="Arial" w:cs="Arial" w:eastAsia="Arial" w:hAnsi="Arial"/>
+                <w:i/>
+                <w:iCs/>
+                <w:color w:val="888888"/>
+                <w:sz w:val="16"/>
+                <w:szCs w:val="16"/>
+              </w:rPr>
+              <w:t xml:space="preserve">Look up in the Unit 1 Vocabulary page — Structures &amp; Forces</w:t>
+            </w:r>
+          </w:p>
+        </w:tc>
+        <w:tc>
+          <w:tcPr>
+            <w:tcW w:type="dxa" w:w="3060"/>
+            <w:tcBorders>
+              <w:top w:val="single" w:color="d0d0cc" w:sz="1"/>
+              <w:left w:val="single" w:color="d0d0cc" w:sz="1"/>
+              <w:bottom w:val="single" w:color="d0d0cc" w:sz="1"/>
+              <w:right w:val="single" w:color="d0d0cc" w:sz="1"/>
+            </w:tcBorders>
+            <w:shd w:fill="FFFFFF" w:val="clear"/>
+            <w:tcMar>
+              <w:top w:type="dxa" w:w="80"/>
+              <w:left w:type="dxa" w:w="120"/>
+              <w:bottom w:type="dxa" w:w="80"/>
+              <w:right w:type="dxa" w:w="120"/>
+            </w:tcMar>
+          </w:tcPr>
+          <w:p>
+            <w:pPr>
+              <w:spacing w:after="0" w:before="0"/>
+            </w:pPr>
+            <w:r>
+              <w:rPr>
+                <w:rFonts w:ascii="Arial" w:cs="Arial" w:eastAsia="Arial" w:hAnsi="Arial"/>
+                <w:i/>
+                <w:iCs/>
+                <w:color w:val="cccccc"/>
+                <w:sz w:val="19"/>
+                <w:szCs w:val="19"/>
+              </w:rPr>
+              <w:t xml:space="preserve">Write your definition here...</w:t>
+            </w:r>
+          </w:p>
+        </w:tc>
+        <w:tc>
+          <w:tcPr>
+            <w:tcW w:type="dxa" w:w="3060"/>
+            <w:tcBorders>
+              <w:top w:val="single" w:color="d0d0cc" w:sz="1"/>
+              <w:left w:val="single" w:color="d0d0cc" w:sz="1"/>
+              <w:bottom w:val="single" w:color="d0d0cc" w:sz="1"/>
+              <w:right w:val="single" w:color="d0d0cc" w:sz="1"/>
+            </w:tcBorders>
+            <w:shd w:fill="e8f0f9" w:val="clear"/>
+            <w:tcMar>
+              <w:top w:type="dxa" w:w="80"/>
+              <w:left w:type="dxa" w:w="120"/>
+              <w:bottom w:type="dxa" w:w="80"/>
+              <w:right w:type="dxa" w:w="120"/>
+            </w:tcMar>
+          </w:tcPr>
+          <w:p>
+            <w:pPr>
+              <w:spacing w:after="0" w:before="0"/>
+            </w:pPr>
+            <w:r>
+              <w:rPr>
+                <w:rFonts w:ascii="Arial" w:cs="Arial" w:eastAsia="Arial" w:hAnsi="Arial"/>
+                <w:i/>
+                <w:iCs/>
+                <w:color w:val="cccccc"/>
+                <w:sz w:val="19"/>
+                <w:szCs w:val="19"/>
+              </w:rPr>
+              <w:t xml:space="preserve">Write an example here...</w:t>
+            </w:r>
+          </w:p>
+        </w:tc>
+      </w:tr>
+    </w:tbl>
+    <w:p>
+      <w:pPr>
+        <w:spacing w:after="0" w:before="200"/>
+      </w:pPr>
+      <w:r>
+        <w:t xml:space="preserve"> </w:t>
+      </w:r>
+    </w:p>
     <w:p>
       <w:pPr>
         <w:spacing w:after="0" w:before="200"/>
@@ -886,7 +1742,7 @@
                 <w:sz w:val="22"/>
                 <w:szCs w:val="22"/>
               </w:rPr>
-              <w:t xml:space="preserve">Section 2  ·  Key Concept: Intentional Design</w:t>
+              <w:t xml:space="preserve">Section 2  ·  Key Concept: Purposeful Design</w:t>
             </w:r>
           </w:p>
         </w:tc>
@@ -913,7 +1769,7 @@
           <w:sz w:val="20"/>
           <w:szCs w:val="20"/>
         </w:rPr>
-        <w:t xml:space="preserve">Define intentional design — in your own words</w:t>
+        <w:t xml:space="preserve">Define purposeful design — in your own words</w:t>
       </w:r>
     </w:p>
     <w:p>
@@ -980,7 +1836,7 @@
                 <w:sz w:val="19"/>
                 <w:szCs w:val="19"/>
               </w:rPr>
-              <w:t xml:space="preserve">Intentional design means...</w:t>
+              <w:t xml:space="preserve">Purposeful design means...</w:t>
             </w:r>
           </w:p>
         </w:tc>
@@ -1007,7 +1863,7 @@
           <w:sz w:val="20"/>
           <w:szCs w:val="20"/>
         </w:rPr>
-        <w:t xml:space="preserve">How is intentional design different from trial-and-error?</w:t>
+        <w:t xml:space="preserve">How is purposeful design different from trial-and-error?</w:t>
       </w:r>
     </w:p>
     <w:tbl>
@@ -1101,7 +1957,7 @@
           <w:sz w:val="20"/>
           <w:szCs w:val="20"/>
         </w:rPr>
-        <w:t xml:space="preserve">Name a real product from everyday life that used intentional design. Identify the constraint the designer was working within.</w:t>
+        <w:t xml:space="preserve">Name a real product from everyday life that used purposeful design. Identify the constraint the designer was working within.</w:t>
       </w:r>
     </w:p>
     <w:tbl>
@@ -3336,7 +4192,7 @@
           <w:sz w:val="20"/>
           <w:szCs w:val="20"/>
         </w:rPr>
-        <w:t xml:space="preserve">Every new engineering term gets its own formal notebook entry. Write the entry for "intentional design" below exactly as it will appear in your physical notebook.</w:t>
+        <w:t xml:space="preserve">Every new engineering term gets its own formal notebook entry. Write the entry for "purposeful design" below exactly as it will appear in your physical notebook.</w:t>
       </w:r>
     </w:p>
     <w:tbl>
@@ -3461,7 +4317,7 @@
                 <w:sz w:val="19"/>
                 <w:szCs w:val="19"/>
               </w:rPr>
-              <w:t xml:space="preserve">Term: Intentional Design
+              <w:t xml:space="preserve">Term: Purposeful Design
 Definition: ...
 Example: ...
 Why it matters in robotics: ...</w:t>
@@ -3807,7 +4663,7 @@
           <w:sz w:val="20"/>
           <w:szCs w:val="20"/>
         </w:rPr>
-        <w:t xml:space="preserve">1.  Define intentional design in one sentence — without using the word “intentional.”</w:t>
+        <w:t xml:space="preserve">1.  Define purposeful design in one sentence — without using the word “purposeful.”</w:t>
       </w:r>
     </w:p>
     <w:tbl>
@@ -4231,7 +5087,7 @@
                 <w:sz w:val="20"/>
                 <w:szCs w:val="20"/>
               </w:rPr>
-              <w:t xml:space="preserve">I can define intentional design in my own words</w:t>
+              <w:t xml:space="preserve">I can define purposeful design in my own words</w:t>
             </w:r>
           </w:p>
         </w:tc>
@@ -4821,6 +5677,23 @@
           </w:tcPr>
           <w:p>
             <w:pPr>
+              <w:spacing w:after="40" w:before="0"/>
+            </w:pPr>
+            <w:r>
+              <w:rPr>
+                <w:rFonts w:ascii="Arial" w:cs="Arial" w:eastAsia="Arial" w:hAnsi="Arial"/>
+                <w:b/>
+                <w:bCs/>
+                <w:caps/>
+                <w:color w:val="7d4e00"/>
+                <w:sz w:val="17"/>
+                <w:szCs w:val="17"/>
+              </w:rPr>
+              <w:t>Step 1 — Watch this first: an introduction to engineering failure</w:t>
+            </w:r>
+          </w:p>
+          <w:p>
+            <w:pPr>
               <w:spacing w:after="60" w:before="0"/>
             </w:pPr>
             <w:r>
@@ -4830,7 +5703,160 @@
                 <w:sz w:val="20"/>
                 <w:szCs w:val="20"/>
               </w:rPr>
-              <w:t xml:space="preserve">Choose one of the following. Record your response here and in your physical notebook.</w:t>
+              <w:t xml:space="preserve">The Tacoma Narrows Bridge collapsed just four months after opening. Watch the video, then ask yourself: where did the failure actually come from, and why wasn’t it caught? </w:t>
+            </w:r>
+            <w:hyperlink r:id="rId10" w:history="1">
+              <w:r>
+                <w:rPr>
+                  <w:rFonts w:ascii="Arial" w:cs="Arial" w:eastAsia="Arial" w:hAnsi="Arial"/>
+                  <w:color w:val="1a4f82"/>
+                  <w:u w:val="single"/>
+                  <w:sz w:val="20"/>
+                  <w:szCs w:val="20"/>
+                </w:rPr>
+                <w:t>Watch: youtu.be/mXTSnZgrfxM</w:t>
+              </w:r>
+            </w:hyperlink>
+          </w:p>
+          <w:p>
+            <w:pPr>
+              <w:spacing w:after="40" w:before="360"/>
+            </w:pPr>
+            <w:r>
+              <w:rPr>
+                <w:rFonts w:ascii="Arial" w:cs="Arial" w:eastAsia="Arial" w:hAnsi="Arial"/>
+                <w:b/>
+                <w:bCs/>
+                <w:caps/>
+                <w:color w:val="7d4e00"/>
+                <w:sz w:val="17"/>
+                <w:szCs w:val="17"/>
+              </w:rPr>
+              <w:t>Step 2 — Read this exemplar before writing your own</w:t>
+            </w:r>
+          </w:p>
+          <w:p>
+            <w:pPr>
+              <w:pBdr>
+                <w:left w:val="single" w:color="c8860a" w:sz="12" w:space="10"/>
+              </w:pBdr>
+              <w:spacing w:after="30" w:before="0"/>
+              <w:ind w:left="160"/>
+            </w:pPr>
+            <w:r>
+              <w:rPr>
+                <w:rFonts w:ascii="Arial" w:cs="Arial" w:eastAsia="Arial" w:hAnsi="Arial"/>
+                <w:b/>
+                <w:bCs/>
+                <w:color w:val="7d4e00"/>
+                <w:sz w:val="17"/>
+                <w:szCs w:val="17"/>
+              </w:rPr>
+              <w:t>EXEMPLAR — Tacoma Narrows Bridge</w:t>
+            </w:r>
+          </w:p>
+          <w:p>
+            <w:pPr>
+              <w:pBdr>
+                <w:left w:val="single" w:color="c8860a" w:sz="12" w:space="10"/>
+              </w:pBdr>
+              <w:spacing w:after="20" w:before="0"/>
+              <w:ind w:left="160"/>
+            </w:pPr>
+            <w:r>
+              <w:rPr>
+                <w:rFonts w:ascii="Arial" w:cs="Arial" w:eastAsia="Arial" w:hAnsi="Arial"/>
+                <w:b/>
+                <w:bCs/>
+                <w:color w:val="1a4f82"/>
+                <w:sz w:val="18"/>
+                <w:szCs w:val="18"/>
+              </w:rPr>
+              <w:t xml:space="preserve">1. Design intent: </w:t>
+            </w:r>
+            <w:r>
+              <w:rPr>
+                <w:rFonts w:ascii="Arial" w:cs="Arial" w:eastAsia="Arial" w:hAnsi="Arial"/>
+                <w:color w:val="222222"/>
+                <w:sz w:val="18"/>
+                <w:szCs w:val="18"/>
+              </w:rPr>
+              <w:t>The bridge was designed to carry vehicle traffic across Puget Sound. The team prioritised a slender, elegant profile — the deck was only 39 ft wide across a 2,800-ft span — to show how far modern suspension bridge engineering had advanced.</w:t>
+            </w:r>
+          </w:p>
+          <w:p>
+            <w:pPr>
+              <w:pBdr>
+                <w:left w:val="single" w:color="c8860a" w:sz="12" w:space="10"/>
+              </w:pBdr>
+              <w:spacing w:after="20" w:before="0"/>
+              <w:ind w:left="160"/>
+            </w:pPr>
+            <w:r>
+              <w:rPr>
+                <w:rFonts w:ascii="Arial" w:cs="Arial" w:eastAsia="Arial" w:hAnsi="Arial"/>
+                <w:b/>
+                <w:bCs/>
+                <w:color w:val="2d6a4f"/>
+                <w:sz w:val="18"/>
+                <w:szCs w:val="18"/>
+              </w:rPr>
+              <w:t xml:space="preserve">2. Constraint underestimated: </w:t>
+            </w:r>
+            <w:r>
+              <w:rPr>
+                <w:rFonts w:ascii="Arial" w:cs="Arial" w:eastAsia="Arial" w:hAnsi="Arial"/>
+                <w:color w:val="222222"/>
+                <w:sz w:val="18"/>
+                <w:szCs w:val="18"/>
+              </w:rPr>
+              <w:t>Wind load was treated as a solved problem — the bridge was rated for extreme gusts. What was missed was aerodynamic resonance: moderate steady winds caused the deck to twist at its natural frequency, like a guitar string. The solid plate girder sides acted as a sail. The constraint wasn’t “how strong is the wind?” but “how does the bridge interact with the wind?” — and that second question was never asked.</w:t>
+            </w:r>
+          </w:p>
+          <w:p>
+            <w:pPr>
+              <w:pBdr>
+                <w:left w:val="single" w:color="c8860a" w:sz="12" w:space="10"/>
+              </w:pBdr>
+              <w:spacing w:after="60" w:before="0"/>
+              <w:ind w:left="160"/>
+            </w:pPr>
+            <w:r>
+              <w:rPr>
+                <w:rFonts w:ascii="Arial" w:cs="Arial" w:eastAsia="Arial" w:hAnsi="Arial"/>
+                <w:b/>
+                <w:bCs/>
+                <w:color w:val="7d4e00"/>
+                <w:sz w:val="18"/>
+                <w:szCs w:val="18"/>
+              </w:rPr>
+              <w:t xml:space="preserve">3. What purposeful design would have caught: </w:t>
+            </w:r>
+            <w:r>
+              <w:rPr>
+                <w:rFonts w:ascii="Arial" w:cs="Arial" w:eastAsia="Arial" w:hAnsi="Arial"/>
+                <w:color w:val="222222"/>
+                <w:sz w:val="18"/>
+                <w:szCs w:val="18"/>
+              </w:rPr>
+              <w:t>A constraint check on dynamic behaviour — not just static load — would have revealed the resonance problem before construction. Testing the interaction between structure and airflow, not just maximum wind force, was the missing step. After the collapse, suspension bridge design changed permanently: decks were stiffened or aerodynamically profiled to break up oscillation. The constraint existed before 1940 — it just wasn’t on anyone’s checklist.</w:t>
+            </w:r>
+          </w:p>
+          <w:p>
+            <w:pPr>
+              <w:spacing w:after="40" w:before="360"/>
+            </w:pPr>
+            <w:r>
+              <w:rPr>
+                <w:rFonts w:ascii="Arial" w:cs="Arial" w:eastAsia="Arial" w:hAnsi="Arial"/>
+                <w:b/>
+                <w:bCs/>
+                <w:caps/>
+                <w:color w:val="7d4e00"/>
+                <w:sz w:val="17"/>
+                <w:szCs w:val="17"/>
+              </w:rPr>
+              <w:t>Step 3 — Choose one and write your own analysis</w:t>
             </w:r>
           </w:p>
           <w:p>
@@ -4842,6 +5868,18 @@
               </w:numPr>
               <w:spacing w:after="40" w:before="0"/>
             </w:pPr>
+            <w:hyperlink r:id="rId8" w:history="1">
+              <w:r>
+                <w:rPr>
+                  <w:rFonts w:ascii="Arial" w:cs="Arial" w:eastAsia="Arial" w:hAnsi="Arial"/>
+                  <w:color w:val="1a4f82"/>
+                  <w:u w:val="single"/>
+                  <w:sz w:val="20"/>
+                  <w:szCs w:val="20"/>
+                </w:rPr>
+                <w:t>The Gimli Glider (1983)</w:t>
+              </w:r>
+            </w:hyperlink>
             <w:r>
               <w:rPr>
                 <w:rFonts w:ascii="Arial" w:cs="Arial" w:eastAsia="Arial" w:hAnsi="Arial"/>
@@ -4849,7 +5887,7 @@
                 <w:sz w:val="20"/>
                 <w:szCs w:val="20"/>
               </w:rPr>
-              <w:t xml:space="preserve">Research a real-world engineering failure (Tacoma Narrows Bridge, Gimli Glider, or Therac-25). Write a 1-page analysis: What was the design intent? What constraint was underestimated? What would intentional design have caught?</w:t>
+              <w:t xml:space="preserve"> — youtu.be/4fGibq7OV6E. Write a 1-page analysis using the same three questions: design intent, constraint underestimated, what purposeful design would have caught.</w:t>
             </w:r>
           </w:p>
           <w:p>
@@ -4861,6 +5899,18 @@
               </w:numPr>
               <w:spacing w:after="0" w:before="0"/>
             </w:pPr>
+            <w:hyperlink r:id="rId9" w:history="1">
+              <w:r>
+                <w:rPr>
+                  <w:rFonts w:ascii="Arial" w:cs="Arial" w:eastAsia="Arial" w:hAnsi="Arial"/>
+                  <w:color w:val="1a4f82"/>
+                  <w:u w:val="single"/>
+                  <w:sz w:val="20"/>
+                  <w:szCs w:val="20"/>
+                </w:rPr>
+                <w:t>The Mars Polar Lander (1999)</w:t>
+              </w:r>
+            </w:hyperlink>
             <w:r>
               <w:rPr>
                 <w:rFonts w:ascii="Arial" w:cs="Arial" w:eastAsia="Arial" w:hAnsi="Arial"/>
@@ -4868,7 +5918,7 @@
                 <w:sz w:val="20"/>
                 <w:szCs w:val="20"/>
               </w:rPr>
-              <w:t xml:space="preserve">Find an FTC robot reveal video online. Apply the three-part observation method (I notice / I ask "why?" / Trade-off) to at least 3 design decisions you see. Bring your analysis to the next class.</w:t>
+              <w:t xml:space="preserve"> — youtu.be/9p1amOAn38M. Write a 1-page analysis using the same three questions: design intent, constraint underestimated, what purposeful design would have caught.</w:t>
             </w:r>
           </w:p>
         </w:tc>
